--- a/After/oops/OOP_Paper_2_Section_B.docx
+++ b/After/oops/OOP_Paper_2_Section_B.docx
@@ -86,12 +86,6 @@
         <w:gridCol w:w="3080"/>
       </w:tblGrid>
       <w:tr>
-        <w:tblPrEx>
-          <w:tblCellMar>
-            <w:top w:w="0" w:type="dxa"/>
-            <w:bottom w:w="0" w:type="dxa"/>
-          </w:tblCellMar>
-        </w:tblPrEx>
         <w:tc>
           <w:tcPr>
             <w:tcW w:w="1600" w:type="dxa"/>
@@ -208,12 +202,6 @@
         </w:tc>
       </w:tr>
       <w:tr>
-        <w:tblPrEx>
-          <w:tblCellMar>
-            <w:top w:w="0" w:type="dxa"/>
-            <w:bottom w:w="0" w:type="dxa"/>
-          </w:tblCellMar>
-        </w:tblPrEx>
         <w:tc>
           <w:tcPr>
             <w:tcW w:w="1600" w:type="dxa"/>
@@ -330,12 +318,6 @@
         </w:tc>
       </w:tr>
       <w:tr>
-        <w:tblPrEx>
-          <w:tblCellMar>
-            <w:top w:w="0" w:type="dxa"/>
-            <w:bottom w:w="0" w:type="dxa"/>
-          </w:tblCellMar>
-        </w:tblPrEx>
         <w:tc>
           <w:tcPr>
             <w:tcW w:w="1600" w:type="dxa"/>
@@ -452,12 +434,6 @@
         </w:tc>
       </w:tr>
       <w:tr>
-        <w:tblPrEx>
-          <w:tblCellMar>
-            <w:top w:w="0" w:type="dxa"/>
-            <w:bottom w:w="0" w:type="dxa"/>
-          </w:tblCellMar>
-        </w:tblPrEx>
         <w:tc>
           <w:tcPr>
             <w:tcW w:w="1600" w:type="dxa"/>
@@ -574,12 +550,6 @@
         </w:tc>
       </w:tr>
       <w:tr>
-        <w:tblPrEx>
-          <w:tblCellMar>
-            <w:top w:w="0" w:type="dxa"/>
-            <w:bottom w:w="0" w:type="dxa"/>
-          </w:tblCellMar>
-        </w:tblPrEx>
         <w:tc>
           <w:tcPr>
             <w:tcW w:w="1600" w:type="dxa"/>
@@ -838,57 +808,13 @@
           <w:b/>
           <w:bCs/>
         </w:rPr>
-        <w:t>(a</w:t>
-      </w:r>
-      <w:proofErr w:type="gramStart"/>
-      <w:r>
-        <w:rPr>
-          <w:rFonts w:ascii="Calibri" w:eastAsia="Calibri" w:hAnsi="Calibri" w:cs="Calibri"/>
-          <w:b/>
-          <w:bCs/>
-        </w:rPr>
-        <w:t xml:space="preserve">)  </w:t>
+        <w:t xml:space="preserve">(a)  </w:t>
       </w:r>
       <w:r>
         <w:rPr>
           <w:rFonts w:ascii="Calibri" w:eastAsia="Calibri" w:hAnsi="Calibri" w:cs="Calibri"/>
         </w:rPr>
-        <w:t>What</w:t>
-      </w:r>
-      <w:proofErr w:type="gramEnd"/>
-      <w:r>
-        <w:rPr>
-          <w:rFonts w:ascii="Calibri" w:eastAsia="Calibri" w:hAnsi="Calibri" w:cs="Calibri"/>
-        </w:rPr>
-        <w:t xml:space="preserve"> is the significance of the 'super' </w:t>
-      </w:r>
-      <w:proofErr w:type="gramStart"/>
-      <w:r>
-        <w:rPr>
-          <w:rFonts w:ascii="Calibri" w:eastAsia="Calibri" w:hAnsi="Calibri" w:cs="Calibri"/>
-        </w:rPr>
-        <w:t>keyword in</w:t>
-      </w:r>
-      <w:proofErr w:type="gramEnd"/>
-      <w:r>
-        <w:rPr>
-          <w:rFonts w:ascii="Calibri" w:eastAsia="Calibri" w:hAnsi="Calibri" w:cs="Calibri"/>
-        </w:rPr>
-        <w:t xml:space="preserve"> inheritance? Illustrate with a scenario where omitting it causes incorrect </w:t>
-      </w:r>
-      <w:proofErr w:type="spellStart"/>
-      <w:r>
-        <w:rPr>
-          <w:rFonts w:ascii="Calibri" w:eastAsia="Calibri" w:hAnsi="Calibri" w:cs="Calibri"/>
-        </w:rPr>
-        <w:t>behaviour</w:t>
-      </w:r>
-      <w:proofErr w:type="spellEnd"/>
-      <w:r>
-        <w:rPr>
-          <w:rFonts w:ascii="Calibri" w:eastAsia="Calibri" w:hAnsi="Calibri" w:cs="Calibri"/>
-        </w:rPr>
-        <w:t>. [3 Marks]</w:t>
+        <w:t>What is the significance of the 'super' keyword in inheritance? Illustrate with a scenario where omitting it causes incorrect behaviour. [3 Marks]</w:t>
       </w:r>
     </w:p>
     <w:p>
@@ -907,29 +833,13 @@
           <w:b/>
           <w:bCs/>
         </w:rPr>
-        <w:t>(b</w:t>
-      </w:r>
-      <w:proofErr w:type="gramStart"/>
-      <w:r>
-        <w:rPr>
-          <w:rFonts w:ascii="Calibri" w:eastAsia="Calibri" w:hAnsi="Calibri" w:cs="Calibri"/>
-          <w:b/>
-          <w:bCs/>
-        </w:rPr>
-        <w:t xml:space="preserve">)  </w:t>
+        <w:t xml:space="preserve">(b)  </w:t>
       </w:r>
       <w:r>
         <w:rPr>
           <w:rFonts w:ascii="Calibri" w:eastAsia="Calibri" w:hAnsi="Calibri" w:cs="Calibri"/>
         </w:rPr>
-        <w:t>A</w:t>
-      </w:r>
-      <w:proofErr w:type="gramEnd"/>
-      <w:r>
-        <w:rPr>
-          <w:rFonts w:ascii="Calibri" w:eastAsia="Calibri" w:hAnsi="Calibri" w:cs="Calibri"/>
-        </w:rPr>
-        <w:t xml:space="preserve"> software company follows the principle of 'hiding internal implementation details.' Which OOP pillar does this represent and how does it benefit large-scale software development? [3 Marks]</w:t>
+        <w:t>A software company follows the principle of 'hiding internal implementation details.' Which OOP pillar does this represent and how does it benefit large-scale software development? [3 Marks]</w:t>
       </w:r>
     </w:p>
     <w:p>
@@ -948,29 +858,13 @@
           <w:b/>
           <w:bCs/>
         </w:rPr>
-        <w:t>(c</w:t>
-      </w:r>
-      <w:proofErr w:type="gramStart"/>
-      <w:r>
-        <w:rPr>
-          <w:rFonts w:ascii="Calibri" w:eastAsia="Calibri" w:hAnsi="Calibri" w:cs="Calibri"/>
-          <w:b/>
-          <w:bCs/>
-        </w:rPr>
-        <w:t xml:space="preserve">)  </w:t>
+        <w:t xml:space="preserve">(c)  </w:t>
       </w:r>
       <w:r>
         <w:rPr>
           <w:rFonts w:ascii="Calibri" w:eastAsia="Calibri" w:hAnsi="Calibri" w:cs="Calibri"/>
         </w:rPr>
-        <w:t>Compare</w:t>
-      </w:r>
-      <w:proofErr w:type="gramEnd"/>
-      <w:r>
-        <w:rPr>
-          <w:rFonts w:ascii="Calibri" w:eastAsia="Calibri" w:hAnsi="Calibri" w:cs="Calibri"/>
-        </w:rPr>
-        <w:t xml:space="preserve"> compile-time polymorphism and runtime polymorphism. In which situations would each be preferred? Provide one example scenario for each. [3 Marks]</w:t>
+        <w:t>Compare compile-time polymorphism and runtime polymorphism. In which situations would each be preferred? Provide one example scenario for each. [3 Marks]</w:t>
       </w:r>
     </w:p>
     <w:p>
@@ -989,29 +883,13 @@
           <w:b/>
           <w:bCs/>
         </w:rPr>
-        <w:t>(d</w:t>
-      </w:r>
-      <w:proofErr w:type="gramStart"/>
-      <w:r>
-        <w:rPr>
-          <w:rFonts w:ascii="Calibri" w:eastAsia="Calibri" w:hAnsi="Calibri" w:cs="Calibri"/>
-          <w:b/>
-          <w:bCs/>
-        </w:rPr>
-        <w:t xml:space="preserve">)  </w:t>
+        <w:t xml:space="preserve">(d)  </w:t>
       </w:r>
       <w:r>
         <w:rPr>
           <w:rFonts w:ascii="Calibri" w:eastAsia="Calibri" w:hAnsi="Calibri" w:cs="Calibri"/>
         </w:rPr>
-        <w:t>Why</w:t>
-      </w:r>
-      <w:proofErr w:type="gramEnd"/>
-      <w:r>
-        <w:rPr>
-          <w:rFonts w:ascii="Calibri" w:eastAsia="Calibri" w:hAnsi="Calibri" w:cs="Calibri"/>
-        </w:rPr>
-        <w:t xml:space="preserve"> are interfaces preferred over abstract classes in some designs? Explain using a scenario involving multiple inheritance. [3 Marks]</w:t>
+        <w:t>Why are interfaces preferred over abstract classes in some designs? Explain using a scenario involving multiple inheritance. [3 Marks]</w:t>
       </w:r>
     </w:p>
     <w:p>
@@ -1062,21 +940,7 @@
         <w:rPr>
           <w:rFonts w:ascii="Calibri" w:eastAsia="Calibri" w:hAnsi="Calibri" w:cs="Calibri"/>
         </w:rPr>
-        <w:t>(a</w:t>
-      </w:r>
-      <w:proofErr w:type="gramStart"/>
-      <w:r>
-        <w:rPr>
-          <w:rFonts w:ascii="Calibri" w:eastAsia="Calibri" w:hAnsi="Calibri" w:cs="Calibri"/>
-        </w:rPr>
-        <w:t>)  Identify</w:t>
-      </w:r>
-      <w:proofErr w:type="gramEnd"/>
-      <w:r>
-        <w:rPr>
-          <w:rFonts w:ascii="Calibri" w:eastAsia="Calibri" w:hAnsi="Calibri" w:cs="Calibri"/>
-        </w:rPr>
-        <w:t xml:space="preserve"> and correct ALL errors in the following code:</w:t>
+        <w:t>(a)  Identify and correct ALL errors in the following code:</w:t>
       </w:r>
     </w:p>
     <w:tbl>
@@ -1179,7 +1043,6 @@
               </w:rPr>
               <w:t xml:space="preserve"> </w:t>
             </w:r>
-            <w:proofErr w:type="gramStart"/>
             <w:r>
               <w:rPr>
                 <w:rFonts w:ascii="Consolas" w:hAnsi="Consolas"/>
@@ -1196,17 +1059,7 @@
                 <w:sz w:val="21"/>
                 <w:szCs w:val="21"/>
               </w:rPr>
-              <w:t>(</w:t>
-            </w:r>
-            <w:proofErr w:type="gramEnd"/>
-            <w:r>
-              <w:rPr>
-                <w:rFonts w:ascii="Consolas" w:hAnsi="Consolas"/>
-                <w:color w:val="3B3B3B"/>
-                <w:sz w:val="21"/>
-                <w:szCs w:val="21"/>
-              </w:rPr>
-              <w:t>);</w:t>
+              <w:t>();</w:t>
             </w:r>
           </w:p>
           <w:p>
@@ -1430,7 +1283,6 @@
               </w:rPr>
               <w:t xml:space="preserve">    </w:t>
             </w:r>
-            <w:proofErr w:type="gramStart"/>
             <w:r>
               <w:rPr>
                 <w:rFonts w:ascii="Consolas" w:hAnsi="Consolas"/>
@@ -1449,7 +1301,6 @@
               </w:rPr>
               <w:t>(</w:t>
             </w:r>
-            <w:proofErr w:type="gramEnd"/>
             <w:r>
               <w:rPr>
                 <w:rFonts w:ascii="Consolas" w:hAnsi="Consolas"/>
@@ -1484,27 +1335,7 @@
                 <w:sz w:val="21"/>
                 <w:szCs w:val="21"/>
               </w:rPr>
-              <w:t xml:space="preserve">) </w:t>
-            </w:r>
-            <w:proofErr w:type="gramStart"/>
-            <w:r>
-              <w:rPr>
-                <w:rFonts w:ascii="Consolas" w:hAnsi="Consolas"/>
-                <w:color w:val="3B3B3B"/>
-                <w:sz w:val="21"/>
-                <w:szCs w:val="21"/>
-              </w:rPr>
-              <w:t>{ title</w:t>
-            </w:r>
-            <w:proofErr w:type="gramEnd"/>
-            <w:r>
-              <w:rPr>
-                <w:rFonts w:ascii="Consolas" w:hAnsi="Consolas"/>
-                <w:color w:val="3B3B3B"/>
-                <w:sz w:val="21"/>
-                <w:szCs w:val="21"/>
-              </w:rPr>
-              <w:t xml:space="preserve"> </w:t>
+              <w:t xml:space="preserve">) { title </w:t>
             </w:r>
             <w:r>
               <w:rPr>
@@ -1522,19 +1353,8 @@
                 <w:sz w:val="21"/>
                 <w:szCs w:val="21"/>
               </w:rPr>
-              <w:t xml:space="preserve"> t</w:t>
-            </w:r>
-            <w:proofErr w:type="gramStart"/>
-            <w:r>
-              <w:rPr>
-                <w:rFonts w:ascii="Consolas" w:hAnsi="Consolas"/>
-                <w:color w:val="3B3B3B"/>
-                <w:sz w:val="21"/>
-                <w:szCs w:val="21"/>
-              </w:rPr>
-              <w:t>; }</w:t>
-            </w:r>
-            <w:proofErr w:type="gramEnd"/>
+              <w:t xml:space="preserve"> t; }</w:t>
+            </w:r>
           </w:p>
           <w:p>
             <w:pPr>
@@ -1683,7 +1503,6 @@
               </w:rPr>
               <w:t xml:space="preserve">    </w:t>
             </w:r>
-            <w:proofErr w:type="gramStart"/>
             <w:r>
               <w:rPr>
                 <w:rFonts w:ascii="Consolas" w:hAnsi="Consolas"/>
@@ -1702,7 +1521,6 @@
               </w:rPr>
               <w:t>(</w:t>
             </w:r>
-            <w:proofErr w:type="gramEnd"/>
             <w:r>
               <w:rPr>
                 <w:rFonts w:ascii="Consolas" w:hAnsi="Consolas"/>
@@ -1737,17 +1555,7 @@
                 <w:sz w:val="21"/>
                 <w:szCs w:val="21"/>
               </w:rPr>
-              <w:t xml:space="preserve">) </w:t>
-            </w:r>
-            <w:proofErr w:type="gramStart"/>
-            <w:r>
-              <w:rPr>
-                <w:rFonts w:ascii="Consolas" w:hAnsi="Consolas"/>
-                <w:color w:val="3B3B3B"/>
-                <w:sz w:val="21"/>
-                <w:szCs w:val="21"/>
-              </w:rPr>
-              <w:t xml:space="preserve">{ </w:t>
+              <w:t xml:space="preserve">) { </w:t>
             </w:r>
             <w:r>
               <w:rPr>
@@ -1758,27 +1566,15 @@
               </w:rPr>
               <w:t>super</w:t>
             </w:r>
-            <w:proofErr w:type="gramEnd"/>
-            <w:r>
-              <w:rPr>
-                <w:rFonts w:ascii="Consolas" w:hAnsi="Consolas"/>
-                <w:color w:val="3B3B3B"/>
-                <w:sz w:val="21"/>
-                <w:szCs w:val="21"/>
-              </w:rPr>
-              <w:t>(t)</w:t>
-            </w:r>
-            <w:proofErr w:type="gramStart"/>
-            <w:r>
-              <w:rPr>
-                <w:rFonts w:ascii="Consolas" w:hAnsi="Consolas"/>
-                <w:color w:val="3B3B3B"/>
-                <w:sz w:val="21"/>
-                <w:szCs w:val="21"/>
-              </w:rPr>
-              <w:t>; }</w:t>
-            </w:r>
-            <w:proofErr w:type="gramEnd"/>
+            <w:r>
+              <w:rPr>
+                <w:rFonts w:ascii="Consolas" w:hAnsi="Consolas"/>
+                <w:color w:val="3B3B3B"/>
+                <w:sz w:val="21"/>
+                <w:szCs w:val="21"/>
+              </w:rPr>
+              <w:t>(t); }</w:t>
+            </w:r>
           </w:p>
           <w:p>
             <w:pPr>
@@ -1839,7 +1635,6 @@
               </w:rPr>
               <w:t xml:space="preserve"> </w:t>
             </w:r>
-            <w:proofErr w:type="gramStart"/>
             <w:r>
               <w:rPr>
                 <w:rFonts w:ascii="Consolas" w:hAnsi="Consolas"/>
@@ -1856,17 +1651,7 @@
                 <w:sz w:val="21"/>
                 <w:szCs w:val="21"/>
               </w:rPr>
-              <w:t>(</w:t>
-            </w:r>
-            <w:proofErr w:type="gramEnd"/>
-            <w:r>
-              <w:rPr>
-                <w:rFonts w:ascii="Consolas" w:hAnsi="Consolas"/>
-                <w:color w:val="3B3B3B"/>
-                <w:sz w:val="21"/>
-                <w:szCs w:val="21"/>
-              </w:rPr>
-              <w:t>) {</w:t>
+              <w:t>() {</w:t>
             </w:r>
           </w:p>
           <w:p>
@@ -1889,7 +1674,6 @@
               </w:rPr>
               <w:t xml:space="preserve">        </w:t>
             </w:r>
-            <w:proofErr w:type="spellStart"/>
             <w:r>
               <w:rPr>
                 <w:rFonts w:ascii="Consolas" w:hAnsi="Consolas"/>
@@ -1935,7 +1719,6 @@
               </w:rPr>
               <w:t>println</w:t>
             </w:r>
-            <w:proofErr w:type="spellEnd"/>
             <w:r>
               <w:rPr>
                 <w:rFonts w:ascii="Consolas" w:hAnsi="Consolas"/>
@@ -2167,7 +1950,6 @@
               </w:rPr>
               <w:t xml:space="preserve"> </w:t>
             </w:r>
-            <w:proofErr w:type="gramStart"/>
             <w:r>
               <w:rPr>
                 <w:rFonts w:ascii="Consolas" w:hAnsi="Consolas"/>
@@ -2202,20 +1984,8 @@
                 <w:sz w:val="21"/>
                 <w:szCs w:val="21"/>
               </w:rPr>
-              <w:t>[</w:t>
-            </w:r>
-            <w:proofErr w:type="gramEnd"/>
-            <w:r>
-              <w:rPr>
-                <w:rFonts w:ascii="Consolas" w:hAnsi="Consolas"/>
-                <w:color w:val="3B3B3B"/>
-                <w:sz w:val="21"/>
-                <w:szCs w:val="21"/>
-              </w:rPr>
-              <w:t xml:space="preserve">] </w:t>
-            </w:r>
-            <w:proofErr w:type="spellStart"/>
-            <w:proofErr w:type="gramStart"/>
+              <w:t xml:space="preserve">[] </w:t>
+            </w:r>
             <w:r>
               <w:rPr>
                 <w:rFonts w:ascii="Consolas" w:hAnsi="Consolas"/>
@@ -2225,7 +1995,6 @@
               </w:rPr>
               <w:t>args</w:t>
             </w:r>
-            <w:proofErr w:type="spellEnd"/>
             <w:r>
               <w:rPr>
                 <w:rFonts w:ascii="Consolas" w:hAnsi="Consolas"/>
@@ -2235,7 +2004,6 @@
               </w:rPr>
               <w:t>) {</w:t>
             </w:r>
-            <w:proofErr w:type="gramEnd"/>
           </w:p>
           <w:p>
             <w:pPr>
@@ -2329,7 +2097,6 @@
               </w:rPr>
               <w:t xml:space="preserve"> </w:t>
             </w:r>
-            <w:proofErr w:type="gramStart"/>
             <w:r>
               <w:rPr>
                 <w:rFonts w:ascii="Consolas" w:hAnsi="Consolas"/>
@@ -2348,7 +2115,6 @@
               </w:rPr>
               <w:t>(</w:t>
             </w:r>
-            <w:proofErr w:type="gramEnd"/>
             <w:r>
               <w:rPr>
                 <w:rFonts w:ascii="Consolas" w:hAnsi="Consolas"/>
@@ -2365,16 +2131,7 @@
                 <w:sz w:val="21"/>
                 <w:szCs w:val="21"/>
               </w:rPr>
-              <w:t xml:space="preserve">); </w:t>
-            </w:r>
-            <w:r>
-              <w:rPr>
-                <w:rFonts w:ascii="Consolas" w:hAnsi="Consolas"/>
-                <w:color w:val="008000"/>
-                <w:sz w:val="21"/>
-                <w:szCs w:val="21"/>
-              </w:rPr>
-              <w:t>// cannot instantiate abstract class</w:t>
+              <w:t>);</w:t>
             </w:r>
           </w:p>
           <w:p>
@@ -2397,7 +2154,6 @@
               </w:rPr>
               <w:t xml:space="preserve">        </w:t>
             </w:r>
-            <w:proofErr w:type="spellStart"/>
             <w:r>
               <w:rPr>
                 <w:rFonts w:ascii="Consolas" w:hAnsi="Consolas"/>
@@ -2416,7 +2172,6 @@
               </w:rPr>
               <w:t>.</w:t>
             </w:r>
-            <w:proofErr w:type="gramStart"/>
             <w:r>
               <w:rPr>
                 <w:rFonts w:ascii="Consolas" w:hAnsi="Consolas"/>
@@ -2426,25 +2181,14 @@
               </w:rPr>
               <w:t>print</w:t>
             </w:r>
-            <w:proofErr w:type="spellEnd"/>
-            <w:r>
-              <w:rPr>
-                <w:rFonts w:ascii="Consolas" w:hAnsi="Consolas"/>
-                <w:color w:val="3B3B3B"/>
-                <w:sz w:val="21"/>
-                <w:szCs w:val="21"/>
-              </w:rPr>
-              <w:t>(</w:t>
-            </w:r>
-            <w:proofErr w:type="gramEnd"/>
-            <w:r>
-              <w:rPr>
-                <w:rFonts w:ascii="Consolas" w:hAnsi="Consolas"/>
-                <w:color w:val="3B3B3B"/>
-                <w:sz w:val="21"/>
-                <w:szCs w:val="21"/>
-              </w:rPr>
-              <w:t>);</w:t>
+            <w:r>
+              <w:rPr>
+                <w:rFonts w:ascii="Consolas" w:hAnsi="Consolas"/>
+                <w:color w:val="3B3B3B"/>
+                <w:sz w:val="21"/>
+                <w:szCs w:val="21"/>
+              </w:rPr>
+              <w:t>();</w:t>
             </w:r>
           </w:p>
           <w:p>
@@ -2506,21 +2250,7 @@
         <w:rPr>
           <w:rFonts w:ascii="Calibri" w:eastAsia="Calibri" w:hAnsi="Calibri" w:cs="Calibri"/>
         </w:rPr>
-        <w:t>(b</w:t>
-      </w:r>
-      <w:proofErr w:type="gramStart"/>
-      <w:r>
-        <w:rPr>
-          <w:rFonts w:ascii="Calibri" w:eastAsia="Calibri" w:hAnsi="Calibri" w:cs="Calibri"/>
-        </w:rPr>
-        <w:t>)  Analyze</w:t>
-      </w:r>
-      <w:proofErr w:type="gramEnd"/>
-      <w:r>
-        <w:rPr>
-          <w:rFonts w:ascii="Calibri" w:eastAsia="Calibri" w:hAnsi="Calibri" w:cs="Calibri"/>
-        </w:rPr>
-        <w:t xml:space="preserve"> the following code and write the exact output:</w:t>
+        <w:t>(b)  Analyze the following code and write the exact output:</w:t>
       </w:r>
     </w:p>
     <w:tbl>
@@ -2662,7 +2392,6 @@
               </w:rPr>
               <w:t xml:space="preserve">    </w:t>
             </w:r>
-            <w:proofErr w:type="gramStart"/>
             <w:r>
               <w:rPr>
                 <w:rFonts w:ascii="Consolas" w:hAnsi="Consolas"/>
@@ -2681,7 +2410,6 @@
               </w:rPr>
               <w:t>(</w:t>
             </w:r>
-            <w:proofErr w:type="gramEnd"/>
             <w:r>
               <w:rPr>
                 <w:rFonts w:ascii="Consolas" w:hAnsi="Consolas"/>
@@ -2716,17 +2444,7 @@
                 <w:sz w:val="21"/>
                 <w:szCs w:val="21"/>
               </w:rPr>
-              <w:t xml:space="preserve">) </w:t>
-            </w:r>
-            <w:proofErr w:type="gramStart"/>
-            <w:r>
-              <w:rPr>
-                <w:rFonts w:ascii="Consolas" w:hAnsi="Consolas"/>
-                <w:color w:val="3B3B3B"/>
-                <w:sz w:val="21"/>
-                <w:szCs w:val="21"/>
-              </w:rPr>
-              <w:t xml:space="preserve">{ </w:t>
+              <w:t xml:space="preserve">) { </w:t>
             </w:r>
             <w:r>
               <w:rPr>
@@ -2755,7 +2473,6 @@
               </w:rPr>
               <w:t>name</w:t>
             </w:r>
-            <w:proofErr w:type="gramEnd"/>
             <w:r>
               <w:rPr>
                 <w:rFonts w:ascii="Consolas" w:hAnsi="Consolas"/>
@@ -2781,19 +2498,8 @@
                 <w:sz w:val="21"/>
                 <w:szCs w:val="21"/>
               </w:rPr>
-              <w:t xml:space="preserve"> n</w:t>
-            </w:r>
-            <w:proofErr w:type="gramStart"/>
-            <w:r>
-              <w:rPr>
-                <w:rFonts w:ascii="Consolas" w:hAnsi="Consolas"/>
-                <w:color w:val="3B3B3B"/>
-                <w:sz w:val="21"/>
-                <w:szCs w:val="21"/>
-              </w:rPr>
-              <w:t>; }</w:t>
-            </w:r>
-            <w:proofErr w:type="gramEnd"/>
+              <w:t xml:space="preserve"> n; }</w:t>
+            </w:r>
           </w:p>
           <w:p>
             <w:pPr>
@@ -2833,7 +2539,6 @@
               </w:rPr>
               <w:t xml:space="preserve"> </w:t>
             </w:r>
-            <w:proofErr w:type="gramStart"/>
             <w:r>
               <w:rPr>
                 <w:rFonts w:ascii="Consolas" w:hAnsi="Consolas"/>
@@ -2850,29 +2555,8 @@
                 <w:sz w:val="21"/>
                 <w:szCs w:val="21"/>
               </w:rPr>
-              <w:t>(</w:t>
-            </w:r>
-            <w:proofErr w:type="gramEnd"/>
-            <w:r>
-              <w:rPr>
-                <w:rFonts w:ascii="Consolas" w:hAnsi="Consolas"/>
-                <w:color w:val="3B3B3B"/>
-                <w:sz w:val="21"/>
-                <w:szCs w:val="21"/>
-              </w:rPr>
-              <w:t xml:space="preserve">) </w:t>
-            </w:r>
-            <w:proofErr w:type="gramStart"/>
-            <w:r>
-              <w:rPr>
-                <w:rFonts w:ascii="Consolas" w:hAnsi="Consolas"/>
-                <w:color w:val="3B3B3B"/>
-                <w:sz w:val="21"/>
-                <w:szCs w:val="21"/>
-              </w:rPr>
-              <w:t xml:space="preserve">{ </w:t>
-            </w:r>
-            <w:proofErr w:type="spellStart"/>
+              <w:t xml:space="preserve">() { </w:t>
+            </w:r>
             <w:r>
               <w:rPr>
                 <w:rFonts w:ascii="Consolas" w:hAnsi="Consolas"/>
@@ -2918,8 +2602,6 @@
               </w:rPr>
               <w:t>println</w:t>
             </w:r>
-            <w:proofErr w:type="spellEnd"/>
-            <w:proofErr w:type="gramEnd"/>
             <w:r>
               <w:rPr>
                 <w:rFonts w:ascii="Consolas" w:hAnsi="Consolas"/>
@@ -2963,19 +2645,8 @@
                 <w:sz w:val="21"/>
                 <w:szCs w:val="21"/>
               </w:rPr>
-              <w:t>)</w:t>
-            </w:r>
-            <w:proofErr w:type="gramStart"/>
-            <w:r>
-              <w:rPr>
-                <w:rFonts w:ascii="Consolas" w:hAnsi="Consolas"/>
-                <w:color w:val="3B3B3B"/>
-                <w:sz w:val="21"/>
-                <w:szCs w:val="21"/>
-              </w:rPr>
-              <w:t>; }</w:t>
-            </w:r>
-            <w:proofErr w:type="gramEnd"/>
+              <w:t>); }</w:t>
+            </w:r>
           </w:p>
           <w:p>
             <w:pPr>
@@ -3123,7 +2794,6 @@
               </w:rPr>
               <w:t xml:space="preserve">    </w:t>
             </w:r>
-            <w:proofErr w:type="gramStart"/>
             <w:r>
               <w:rPr>
                 <w:rFonts w:ascii="Consolas" w:hAnsi="Consolas"/>
@@ -3142,7 +2812,6 @@
               </w:rPr>
               <w:t>(</w:t>
             </w:r>
-            <w:proofErr w:type="gramEnd"/>
             <w:r>
               <w:rPr>
                 <w:rFonts w:ascii="Consolas" w:hAnsi="Consolas"/>
@@ -3177,17 +2846,7 @@
                 <w:sz w:val="21"/>
                 <w:szCs w:val="21"/>
               </w:rPr>
-              <w:t xml:space="preserve">) </w:t>
-            </w:r>
-            <w:proofErr w:type="gramStart"/>
-            <w:r>
-              <w:rPr>
-                <w:rFonts w:ascii="Consolas" w:hAnsi="Consolas"/>
-                <w:color w:val="3B3B3B"/>
-                <w:sz w:val="21"/>
-                <w:szCs w:val="21"/>
-              </w:rPr>
-              <w:t xml:space="preserve">{ </w:t>
+              <w:t xml:space="preserve">) { </w:t>
             </w:r>
             <w:r>
               <w:rPr>
@@ -3198,27 +2857,15 @@
               </w:rPr>
               <w:t>super</w:t>
             </w:r>
-            <w:proofErr w:type="gramEnd"/>
-            <w:r>
-              <w:rPr>
-                <w:rFonts w:ascii="Consolas" w:hAnsi="Consolas"/>
-                <w:color w:val="3B3B3B"/>
-                <w:sz w:val="21"/>
-                <w:szCs w:val="21"/>
-              </w:rPr>
-              <w:t>(n)</w:t>
-            </w:r>
-            <w:proofErr w:type="gramStart"/>
-            <w:r>
-              <w:rPr>
-                <w:rFonts w:ascii="Consolas" w:hAnsi="Consolas"/>
-                <w:color w:val="3B3B3B"/>
-                <w:sz w:val="21"/>
-                <w:szCs w:val="21"/>
-              </w:rPr>
-              <w:t>; }</w:t>
-            </w:r>
-            <w:proofErr w:type="gramEnd"/>
+            <w:r>
+              <w:rPr>
+                <w:rFonts w:ascii="Consolas" w:hAnsi="Consolas"/>
+                <w:color w:val="3B3B3B"/>
+                <w:sz w:val="21"/>
+                <w:szCs w:val="21"/>
+              </w:rPr>
+              <w:t>(n); }</w:t>
+            </w:r>
           </w:p>
           <w:p>
             <w:pPr>
@@ -3258,7 +2905,6 @@
               </w:rPr>
               <w:t xml:space="preserve"> </w:t>
             </w:r>
-            <w:proofErr w:type="gramStart"/>
             <w:r>
               <w:rPr>
                 <w:rFonts w:ascii="Consolas" w:hAnsi="Consolas"/>
@@ -3275,29 +2921,8 @@
                 <w:sz w:val="21"/>
                 <w:szCs w:val="21"/>
               </w:rPr>
-              <w:t>(</w:t>
-            </w:r>
-            <w:proofErr w:type="gramEnd"/>
-            <w:r>
-              <w:rPr>
-                <w:rFonts w:ascii="Consolas" w:hAnsi="Consolas"/>
-                <w:color w:val="3B3B3B"/>
-                <w:sz w:val="21"/>
-                <w:szCs w:val="21"/>
-              </w:rPr>
-              <w:t xml:space="preserve">) </w:t>
-            </w:r>
-            <w:proofErr w:type="gramStart"/>
-            <w:r>
-              <w:rPr>
-                <w:rFonts w:ascii="Consolas" w:hAnsi="Consolas"/>
-                <w:color w:val="3B3B3B"/>
-                <w:sz w:val="21"/>
-                <w:szCs w:val="21"/>
-              </w:rPr>
-              <w:t xml:space="preserve">{ </w:t>
-            </w:r>
-            <w:proofErr w:type="spellStart"/>
+              <w:t xml:space="preserve">() { </w:t>
+            </w:r>
             <w:r>
               <w:rPr>
                 <w:rFonts w:ascii="Consolas" w:hAnsi="Consolas"/>
@@ -3343,8 +2968,6 @@
               </w:rPr>
               <w:t>println</w:t>
             </w:r>
-            <w:proofErr w:type="spellEnd"/>
-            <w:proofErr w:type="gramEnd"/>
             <w:r>
               <w:rPr>
                 <w:rFonts w:ascii="Consolas" w:hAnsi="Consolas"/>
@@ -3388,19 +3011,8 @@
                 <w:sz w:val="21"/>
                 <w:szCs w:val="21"/>
               </w:rPr>
-              <w:t>)</w:t>
-            </w:r>
-            <w:proofErr w:type="gramStart"/>
-            <w:r>
-              <w:rPr>
-                <w:rFonts w:ascii="Consolas" w:hAnsi="Consolas"/>
-                <w:color w:val="3B3B3B"/>
-                <w:sz w:val="21"/>
-                <w:szCs w:val="21"/>
-              </w:rPr>
-              <w:t>; }</w:t>
-            </w:r>
-            <w:proofErr w:type="gramEnd"/>
+              <w:t>); }</w:t>
+            </w:r>
           </w:p>
           <w:p>
             <w:pPr>
@@ -3566,7 +3178,6 @@
               </w:rPr>
               <w:t xml:space="preserve"> </w:t>
             </w:r>
-            <w:proofErr w:type="gramStart"/>
             <w:r>
               <w:rPr>
                 <w:rFonts w:ascii="Consolas" w:hAnsi="Consolas"/>
@@ -3601,20 +3212,8 @@
                 <w:sz w:val="21"/>
                 <w:szCs w:val="21"/>
               </w:rPr>
-              <w:t>[</w:t>
-            </w:r>
-            <w:proofErr w:type="gramEnd"/>
-            <w:r>
-              <w:rPr>
-                <w:rFonts w:ascii="Consolas" w:hAnsi="Consolas"/>
-                <w:color w:val="3B3B3B"/>
-                <w:sz w:val="21"/>
-                <w:szCs w:val="21"/>
-              </w:rPr>
-              <w:t xml:space="preserve">] </w:t>
-            </w:r>
-            <w:proofErr w:type="spellStart"/>
-            <w:proofErr w:type="gramStart"/>
+              <w:t xml:space="preserve">[] </w:t>
+            </w:r>
             <w:r>
               <w:rPr>
                 <w:rFonts w:ascii="Consolas" w:hAnsi="Consolas"/>
@@ -3624,7 +3223,6 @@
               </w:rPr>
               <w:t>args</w:t>
             </w:r>
-            <w:proofErr w:type="spellEnd"/>
             <w:r>
               <w:rPr>
                 <w:rFonts w:ascii="Consolas" w:hAnsi="Consolas"/>
@@ -3634,7 +3232,6 @@
               </w:rPr>
               <w:t>) {</w:t>
             </w:r>
-            <w:proofErr w:type="gramEnd"/>
           </w:p>
           <w:p>
             <w:pPr>
@@ -3785,8 +3382,6 @@
               </w:rPr>
               <w:t xml:space="preserve">        </w:t>
             </w:r>
-            <w:proofErr w:type="spellStart"/>
-            <w:proofErr w:type="gramStart"/>
             <w:r>
               <w:rPr>
                 <w:rFonts w:ascii="Consolas" w:hAnsi="Consolas"/>
@@ -3814,8 +3409,6 @@
               </w:rPr>
               <w:t>sound</w:t>
             </w:r>
-            <w:proofErr w:type="spellEnd"/>
-            <w:proofErr w:type="gramEnd"/>
             <w:r>
               <w:rPr>
                 <w:rFonts w:ascii="Consolas" w:hAnsi="Consolas"/>
@@ -3975,8 +3568,6 @@
               </w:rPr>
               <w:t xml:space="preserve">        </w:t>
             </w:r>
-            <w:proofErr w:type="spellStart"/>
-            <w:proofErr w:type="gramStart"/>
             <w:r>
               <w:rPr>
                 <w:rFonts w:ascii="Consolas" w:hAnsi="Consolas"/>
@@ -4004,8 +3595,6 @@
               </w:rPr>
               <w:t>sound</w:t>
             </w:r>
-            <w:proofErr w:type="spellEnd"/>
-            <w:proofErr w:type="gramEnd"/>
             <w:r>
               <w:rPr>
                 <w:rFonts w:ascii="Consolas" w:hAnsi="Consolas"/>
@@ -4123,29 +3712,13 @@
           <w:b/>
           <w:bCs/>
         </w:rPr>
-        <w:t>1</w:t>
-      </w:r>
-      <w:proofErr w:type="gramStart"/>
-      <w:r>
-        <w:rPr>
-          <w:rFonts w:ascii="Calibri" w:eastAsia="Calibri" w:hAnsi="Calibri" w:cs="Calibri"/>
-          <w:b/>
-          <w:bCs/>
-        </w:rPr>
-        <w:t xml:space="preserve">.  </w:t>
+        <w:t xml:space="preserve">1.  </w:t>
       </w:r>
       <w:r>
         <w:rPr>
           <w:rFonts w:ascii="Calibri" w:eastAsia="Calibri" w:hAnsi="Calibri" w:cs="Calibri"/>
         </w:rPr>
-        <w:t>Inheritance</w:t>
-      </w:r>
-      <w:proofErr w:type="gramEnd"/>
-      <w:r>
-        <w:rPr>
-          <w:rFonts w:ascii="Calibri" w:eastAsia="Calibri" w:hAnsi="Calibri" w:cs="Calibri"/>
-        </w:rPr>
-        <w:t>: Create a base class Person and derive Patient and Doctor from it.</w:t>
+        <w:t>Inheritance: Create a base class Person and derive Patient and Doctor from it.</w:t>
       </w:r>
     </w:p>
     <w:p>
@@ -4159,29 +3732,13 @@
           <w:b/>
           <w:bCs/>
         </w:rPr>
-        <w:t>2</w:t>
-      </w:r>
-      <w:proofErr w:type="gramStart"/>
-      <w:r>
-        <w:rPr>
-          <w:rFonts w:ascii="Calibri" w:eastAsia="Calibri" w:hAnsi="Calibri" w:cs="Calibri"/>
-          <w:b/>
-          <w:bCs/>
-        </w:rPr>
-        <w:t xml:space="preserve">.  </w:t>
+        <w:t xml:space="preserve">2.  </w:t>
       </w:r>
       <w:r>
         <w:rPr>
           <w:rFonts w:ascii="Calibri" w:eastAsia="Calibri" w:hAnsi="Calibri" w:cs="Calibri"/>
         </w:rPr>
-        <w:t>Encapsulation</w:t>
-      </w:r>
-      <w:proofErr w:type="gramEnd"/>
-      <w:r>
-        <w:rPr>
-          <w:rFonts w:ascii="Calibri" w:eastAsia="Calibri" w:hAnsi="Calibri" w:cs="Calibri"/>
-        </w:rPr>
-        <w:t>: Use private attributes for sensitive data (e.g., medical records) with controlled access.</w:t>
+        <w:t>Encapsulation: Use private attributes for sensitive data (e.g., medical records) with controlled access.</w:t>
       </w:r>
     </w:p>
     <w:p>
@@ -4195,51 +3752,13 @@
           <w:b/>
           <w:bCs/>
         </w:rPr>
-        <w:t>3</w:t>
-      </w:r>
-      <w:proofErr w:type="gramStart"/>
-      <w:r>
-        <w:rPr>
-          <w:rFonts w:ascii="Calibri" w:eastAsia="Calibri" w:hAnsi="Calibri" w:cs="Calibri"/>
-          <w:b/>
-          <w:bCs/>
-        </w:rPr>
-        <w:t xml:space="preserve">.  </w:t>
+        <w:t xml:space="preserve">3.  </w:t>
       </w:r>
       <w:r>
         <w:rPr>
           <w:rFonts w:ascii="Calibri" w:eastAsia="Calibri" w:hAnsi="Calibri" w:cs="Calibri"/>
         </w:rPr>
-        <w:t>Polymorphism</w:t>
-      </w:r>
-      <w:proofErr w:type="gramEnd"/>
-      <w:r>
-        <w:rPr>
-          <w:rFonts w:ascii="Calibri" w:eastAsia="Calibri" w:hAnsi="Calibri" w:cs="Calibri"/>
-        </w:rPr>
-        <w:t xml:space="preserve">: Override a </w:t>
-      </w:r>
-      <w:proofErr w:type="spellStart"/>
-      <w:proofErr w:type="gramStart"/>
-      <w:r>
-        <w:rPr>
-          <w:rFonts w:ascii="Calibri" w:eastAsia="Calibri" w:hAnsi="Calibri" w:cs="Calibri"/>
-        </w:rPr>
-        <w:t>getDetails</w:t>
-      </w:r>
-      <w:proofErr w:type="spellEnd"/>
-      <w:r>
-        <w:rPr>
-          <w:rFonts w:ascii="Calibri" w:eastAsia="Calibri" w:hAnsi="Calibri" w:cs="Calibri"/>
-        </w:rPr>
-        <w:t>(</w:t>
-      </w:r>
-      <w:proofErr w:type="gramEnd"/>
-      <w:r>
-        <w:rPr>
-          <w:rFonts w:ascii="Calibri" w:eastAsia="Calibri" w:hAnsi="Calibri" w:cs="Calibri"/>
-        </w:rPr>
-        <w:t>) method to display appropriate info for Patient and Doctor.</w:t>
+        <w:t>Polymorphism: Override a getDetails() method to display appropriate info for Patient and Doctor.</w:t>
       </w:r>
     </w:p>
     <w:p>
@@ -4253,29 +3772,13 @@
           <w:b/>
           <w:bCs/>
         </w:rPr>
-        <w:t>4</w:t>
-      </w:r>
-      <w:proofErr w:type="gramStart"/>
-      <w:r>
-        <w:rPr>
-          <w:rFonts w:ascii="Calibri" w:eastAsia="Calibri" w:hAnsi="Calibri" w:cs="Calibri"/>
-          <w:b/>
-          <w:bCs/>
-        </w:rPr>
-        <w:t xml:space="preserve">.  </w:t>
+        <w:t xml:space="preserve">4.  </w:t>
       </w:r>
       <w:r>
         <w:rPr>
           <w:rFonts w:ascii="Calibri" w:eastAsia="Calibri" w:hAnsi="Calibri" w:cs="Calibri"/>
         </w:rPr>
-        <w:t>Abstraction</w:t>
-      </w:r>
-      <w:proofErr w:type="gramEnd"/>
-      <w:r>
-        <w:rPr>
-          <w:rFonts w:ascii="Calibri" w:eastAsia="Calibri" w:hAnsi="Calibri" w:cs="Calibri"/>
-        </w:rPr>
-        <w:t>: Define an abstract class or interface HospitalEntity with abstract methods.</w:t>
+        <w:t>Abstraction: Define an abstract class or interface HospitalEntity with abstract methods.</w:t>
       </w:r>
     </w:p>
     <w:p>
@@ -4289,29 +3792,13 @@
           <w:b/>
           <w:bCs/>
         </w:rPr>
-        <w:t>5</w:t>
-      </w:r>
-      <w:proofErr w:type="gramStart"/>
-      <w:r>
-        <w:rPr>
-          <w:rFonts w:ascii="Calibri" w:eastAsia="Calibri" w:hAnsi="Calibri" w:cs="Calibri"/>
-          <w:b/>
-          <w:bCs/>
-        </w:rPr>
-        <w:t xml:space="preserve">.  </w:t>
+        <w:t xml:space="preserve">5.  </w:t>
       </w:r>
       <w:r>
         <w:rPr>
           <w:rFonts w:ascii="Calibri" w:eastAsia="Calibri" w:hAnsi="Calibri" w:cs="Calibri"/>
         </w:rPr>
-        <w:t>File</w:t>
-      </w:r>
-      <w:proofErr w:type="gramEnd"/>
-      <w:r>
-        <w:rPr>
-          <w:rFonts w:ascii="Calibri" w:eastAsia="Calibri" w:hAnsi="Calibri" w:cs="Calibri"/>
-        </w:rPr>
-        <w:t xml:space="preserve"> Handling: Write patient appointment details to a file and read them back.</w:t>
+        <w:t>File Handling: Write patient appointment details to a file and read them back.</w:t>
       </w:r>
     </w:p>
     <w:p>
@@ -4325,29 +3812,13 @@
           <w:b/>
           <w:bCs/>
         </w:rPr>
-        <w:t>6</w:t>
-      </w:r>
-      <w:proofErr w:type="gramStart"/>
-      <w:r>
-        <w:rPr>
-          <w:rFonts w:ascii="Calibri" w:eastAsia="Calibri" w:hAnsi="Calibri" w:cs="Calibri"/>
-          <w:b/>
-          <w:bCs/>
-        </w:rPr>
-        <w:t xml:space="preserve">.  </w:t>
+        <w:t xml:space="preserve">6.  </w:t>
       </w:r>
       <w:r>
         <w:rPr>
           <w:rFonts w:ascii="Calibri" w:eastAsia="Calibri" w:hAnsi="Calibri" w:cs="Calibri"/>
         </w:rPr>
-        <w:t>Exception</w:t>
-      </w:r>
-      <w:proofErr w:type="gramEnd"/>
-      <w:r>
-        <w:rPr>
-          <w:rFonts w:ascii="Calibri" w:eastAsia="Calibri" w:hAnsi="Calibri" w:cs="Calibri"/>
-        </w:rPr>
-        <w:t xml:space="preserve"> Handling: Handle invalid patient ID, file errors, and negative age input using try-catch.</w:t>
+        <w:t>Exception Handling: Handle invalid patient ID, file errors, and negative age input using try-catch.</w:t>
       </w:r>
     </w:p>
     <w:p>
